--- a/VULNHUB DC-2/DC-2 TIMELINE.docx
+++ b/VULNHUB DC-2/DC-2 TIMELINE.docx
@@ -7,20 +7,21 @@
         <w:pStyle w:val="Heading1"/>
       </w:pPr>
       <w:r>
-        <w:t>Blackbox “pentest” dc-1</w:t>
+        <w:t>Blackbox “pentest” dc-</w:t>
+      </w:r>
+      <w:r>
+        <w:t>2</w:t>
       </w:r>
     </w:p>
     <w:p>
       <w:r>
-        <w:t xml:space="preserve">DC-1 su </w:t>
-      </w:r>
-      <w:proofErr w:type="spellStart"/>
-      <w:r>
-        <w:t>vulnhub</w:t>
-      </w:r>
-      <w:proofErr w:type="spellEnd"/>
-      <w:r>
-        <w:t xml:space="preserve"> di DCAU.</w:t>
+        <w:t>DC-</w:t>
+      </w:r>
+      <w:r>
+        <w:t>2</w:t>
+      </w:r>
+      <w:r>
+        <w:t xml:space="preserve"> su vulnhub di DCAU.</w:t>
       </w:r>
     </w:p>
     <w:p>
@@ -158,31 +159,7 @@
         <w:t>-</w:t>
       </w:r>
       <w:r>
-        <w:t xml:space="preserve">Mettere in comunicazione </w:t>
-      </w:r>
-      <w:proofErr w:type="spellStart"/>
-      <w:r>
-        <w:t>attacker</w:t>
-      </w:r>
-      <w:proofErr w:type="spellEnd"/>
-      <w:r>
-        <w:t xml:space="preserve"> e target, impostare server </w:t>
-      </w:r>
-      <w:proofErr w:type="spellStart"/>
-      <w:r>
-        <w:t>host</w:t>
-      </w:r>
-      <w:proofErr w:type="spellEnd"/>
-      <w:r>
-        <w:t xml:space="preserve"> </w:t>
-      </w:r>
-      <w:proofErr w:type="spellStart"/>
-      <w:r>
-        <w:t>hardcodato</w:t>
-      </w:r>
-      <w:proofErr w:type="spellEnd"/>
-      <w:r>
-        <w:t>:</w:t>
+        <w:t>Mettere in comunicazione attacker e target, impostare server host hardcodato:</w:t>
       </w:r>
     </w:p>
     <w:p/>
@@ -392,27 +369,9 @@
       <w:r>
         <w:t>-</w:t>
       </w:r>
-      <w:proofErr w:type="spellStart"/>
-      <w:r>
-        <w:t>Recon</w:t>
-      </w:r>
-      <w:proofErr w:type="spellEnd"/>
-      <w:r>
-        <w:t xml:space="preserve"> su </w:t>
-      </w:r>
-      <w:proofErr w:type="spellStart"/>
-      <w:r>
-        <w:t>url</w:t>
-      </w:r>
-      <w:proofErr w:type="spellEnd"/>
-      <w:r>
-        <w:t xml:space="preserve"> </w:t>
-      </w:r>
-      <w:proofErr w:type="gramStart"/>
-      <w:r>
-        <w:t>http://192.168.56.104 :</w:t>
-      </w:r>
-      <w:proofErr w:type="gramEnd"/>
+      <w:r>
+        <w:t>Recon su url http://192.168.56.104 :</w:t>
+      </w:r>
     </w:p>
     <w:p>
       <w:r>
@@ -603,13 +562,8 @@
         <w:br/>
       </w:r>
       <w:r>
-        <w:t xml:space="preserve">#indizio per CEWL </w:t>
-      </w:r>
-      <w:proofErr w:type="spellStart"/>
-      <w:r>
-        <w:t>wordlist</w:t>
-      </w:r>
-      <w:proofErr w:type="spellEnd"/>
+        <w:t>#indizio per CEWL wordlist</w:t>
+      </w:r>
       <w:r>
         <w:br/>
       </w:r>
@@ -744,13 +698,8 @@
       <w:r>
         <w:t>-</w:t>
       </w:r>
-      <w:proofErr w:type="spellStart"/>
-      <w:r>
-        <w:t>WPScan</w:t>
-      </w:r>
-      <w:proofErr w:type="spellEnd"/>
-      <w:r>
-        <w:t xml:space="preserve"> (enumerazione servizio WordPress):</w:t>
+      <w:r>
+        <w:t>WPScan (enumerazione servizio WordPress):</w:t>
       </w:r>
       <w:r>
         <w:br/>
@@ -919,13 +868,8 @@
       <w:r>
         <w:t>-</w:t>
       </w:r>
-      <w:proofErr w:type="spellStart"/>
-      <w:r>
-        <w:t>Searchsploit</w:t>
-      </w:r>
-      <w:proofErr w:type="spellEnd"/>
-      <w:r>
-        <w:t xml:space="preserve"> per o</w:t>
+      <w:r>
+        <w:t>Searchsploit per o</w:t>
       </w:r>
       <w:r>
         <w:t>gni servizio:</w:t>
@@ -1137,15 +1081,7 @@
         <w:t>-</w:t>
       </w:r>
       <w:r>
-        <w:t xml:space="preserve">scopro semplice exploit per accedere a informazioni nascoste su </w:t>
-      </w:r>
-      <w:proofErr w:type="spellStart"/>
-      <w:r>
-        <w:t>worpress</w:t>
-      </w:r>
-      <w:proofErr w:type="spellEnd"/>
-      <w:r>
-        <w:t xml:space="preserve"> immettendo </w:t>
+        <w:t xml:space="preserve">scopro semplice exploit per accedere a informazioni nascoste su worpress immettendo </w:t>
       </w:r>
       <w:r>
         <w:rPr>
@@ -1211,23 +1147,8 @@
       <w:r>
         <w:t xml:space="preserve"> </w:t>
       </w:r>
-      <w:proofErr w:type="spellStart"/>
-      <w:r>
-        <w:t>nell’url</w:t>
-      </w:r>
-      <w:proofErr w:type="spellEnd"/>
-      <w:proofErr w:type="gramStart"/>
-      <w:r>
-        <w:t>: ?</w:t>
-      </w:r>
-      <w:proofErr w:type="spellStart"/>
-      <w:r>
-        <w:t>static</w:t>
-      </w:r>
-      <w:proofErr w:type="spellEnd"/>
-      <w:proofErr w:type="gramEnd"/>
-      <w:r>
-        <w:t xml:space="preserve">=1 </w:t>
+      <w:r>
+        <w:t xml:space="preserve">nell’url: ?static=1 </w:t>
       </w:r>
       <w:r>
         <w:br/>
@@ -1596,72 +1517,56 @@
         </w:drawing>
       </w:r>
       <w:r>
-        <w:t xml:space="preserve">-Enumerazione directory WP con </w:t>
-      </w:r>
-      <w:proofErr w:type="spellStart"/>
-      <w:r>
-        <w:t>gobuster</w:t>
-      </w:r>
-      <w:proofErr w:type="spellEnd"/>
-      <w:r>
-        <w:t>: Trovo pagina di login admin</w:t>
-      </w:r>
-      <w:r>
-        <w:br/>
-      </w:r>
-      <w:r>
-        <w:br/>
-      </w:r>
-      <w:r>
-        <w:br/>
-      </w:r>
-      <w:r>
-        <w:br/>
-      </w:r>
-      <w:r>
-        <w:br/>
-      </w:r>
-      <w:r>
-        <w:br/>
-      </w:r>
-      <w:r>
-        <w:br/>
-      </w:r>
-      <w:r>
-        <w:br/>
-      </w:r>
-      <w:r>
-        <w:br/>
-      </w:r>
-      <w:r>
-        <w:br/>
-      </w:r>
-      <w:r>
-        <w:br/>
-      </w:r>
-      <w:r>
-        <w:br/>
-      </w:r>
-      <w:r>
-        <w:br/>
-      </w:r>
-      <w:r>
-        <w:br/>
-      </w:r>
-      <w:r>
-        <w:br/>
-      </w:r>
-      <w:r>
-        <w:br/>
-        <w:t>#con xml-</w:t>
-      </w:r>
-      <w:proofErr w:type="spellStart"/>
-      <w:r>
-        <w:t>rpc</w:t>
-      </w:r>
-      <w:proofErr w:type="spellEnd"/>
-      <w:r>
-        <w:t xml:space="preserve"> posso tentare</w:t>
+        <w:t>-Enumerazione directory WP con gobuster: Trovo pagina di login admin</w:t>
+      </w:r>
+      <w:r>
+        <w:br/>
+      </w:r>
+      <w:r>
+        <w:br/>
+      </w:r>
+      <w:r>
+        <w:br/>
+      </w:r>
+      <w:r>
+        <w:br/>
+      </w:r>
+      <w:r>
+        <w:br/>
+      </w:r>
+      <w:r>
+        <w:br/>
+      </w:r>
+      <w:r>
+        <w:br/>
+      </w:r>
+      <w:r>
+        <w:br/>
+      </w:r>
+      <w:r>
+        <w:br/>
+      </w:r>
+      <w:r>
+        <w:br/>
+      </w:r>
+      <w:r>
+        <w:br/>
+      </w:r>
+      <w:r>
+        <w:br/>
+      </w:r>
+      <w:r>
+        <w:br/>
+      </w:r>
+      <w:r>
+        <w:br/>
+      </w:r>
+      <w:r>
+        <w:br/>
+      </w:r>
+      <w:r>
+        <w:br/>
+        <w:t>#con xml-rpc posso tentare</w:t>
       </w:r>
       <w:r>
         <w:br/>
@@ -1676,15 +1581,7 @@
       </w:r>
       <w:r>
         <w:br/>
-        <w:t xml:space="preserve">con </w:t>
-      </w:r>
-      <w:proofErr w:type="spellStart"/>
-      <w:r>
-        <w:t>dict-attack</w:t>
-      </w:r>
-      <w:proofErr w:type="spellEnd"/>
-      <w:r>
-        <w:t>:</w:t>
+        <w:t>con dict-attack:</w:t>
       </w:r>
       <w:r>
         <w:t xml:space="preserve"> trovo USERS,</w:t>
@@ -1697,46 +1594,21 @@
       </w:r>
       <w:r>
         <w:br/>
-      </w:r>
-      <w:proofErr w:type="spellStart"/>
-      <w:r>
-        <w:t>wordlist</w:t>
-      </w:r>
-      <w:proofErr w:type="spellEnd"/>
-      <w:r>
-        <w:t xml:space="preserve"> avrei dovuto usare</w:t>
-      </w:r>
-      <w:r>
-        <w:br/>
-        <w:t xml:space="preserve">CEWL tool per fare </w:t>
-      </w:r>
-      <w:proofErr w:type="spellStart"/>
-      <w:r>
-        <w:t>scrape</w:t>
-      </w:r>
-      <w:proofErr w:type="spellEnd"/>
-      <w:r>
-        <w:br/>
-        <w:t xml:space="preserve">di probabili </w:t>
-      </w:r>
-      <w:proofErr w:type="spellStart"/>
-      <w:r>
-        <w:t>pswd</w:t>
-      </w:r>
-      <w:proofErr w:type="spellEnd"/>
-      <w:r>
-        <w:t xml:space="preserve"> su sito)</w:t>
+        <w:t>wordlist avrei dovuto usare</w:t>
+      </w:r>
+      <w:r>
+        <w:br/>
+        <w:t>CEWL tool per fare scrape</w:t>
+      </w:r>
+      <w:r>
+        <w:br/>
+        <w:t>di probabili pswd su sito)</w:t>
       </w:r>
       <w:r>
         <w:br/>
       </w:r>
     </w:p>
     <w:p>
-      <w:pPr>
-        <w:rPr>
-          <w:lang w:val="en-US"/>
-        </w:rPr>
-      </w:pPr>
       <w:r>
         <w:rPr>
           <w:noProof/>
@@ -1810,39 +1682,21 @@
         </w:drawing>
       </w:r>
       <w:r>
-        <w:rPr>
-          <w:lang w:val="en-US"/>
-        </w:rPr>
-        <w:br/>
-      </w:r>
-      <w:r>
-        <w:rPr>
-          <w:lang w:val="en-US"/>
-        </w:rPr>
-        <w:br/>
-      </w:r>
-      <w:r>
-        <w:rPr>
-          <w:lang w:val="en-US"/>
-        </w:rPr>
-        <w:br/>
-      </w:r>
-      <w:r>
-        <w:rPr>
-          <w:lang w:val="en-US"/>
-        </w:rPr>
-        <w:br/>
-      </w:r>
-      <w:r>
-        <w:rPr>
-          <w:lang w:val="en-US"/>
-        </w:rPr>
-        <w:br/>
-      </w:r>
-      <w:r>
-        <w:rPr>
-          <w:lang w:val="en-US"/>
-        </w:rPr>
+        <w:br/>
+      </w:r>
+      <w:r>
+        <w:br/>
+      </w:r>
+      <w:r>
+        <w:br/>
+      </w:r>
+      <w:r>
+        <w:br/>
+      </w:r>
+      <w:r>
+        <w:br/>
+      </w:r>
+      <w:r>
         <w:br/>
       </w:r>
       <w:r>
@@ -1908,21 +1762,12 @@
         </w:drawing>
       </w:r>
       <w:r>
-        <w:rPr>
-          <w:lang w:val="en-US"/>
-        </w:rPr>
-        <w:br/>
-      </w:r>
-      <w:r>
-        <w:rPr>
-          <w:lang w:val="en-US"/>
-        </w:rPr>
-        <w:br/>
-      </w:r>
-      <w:r>
-        <w:rPr>
-          <w:lang w:val="en-US"/>
-        </w:rPr>
+        <w:br/>
+      </w:r>
+      <w:r>
+        <w:br/>
+      </w:r>
+      <w:r>
         <w:br/>
       </w:r>
       <w:r>
@@ -1990,177 +1835,90 @@
         </w:drawing>
       </w:r>
       <w:r>
-        <w:rPr>
-          <w:lang w:val="en-US"/>
-        </w:rPr>
-        <w:br/>
-      </w:r>
-      <w:r>
-        <w:rPr>
-          <w:lang w:val="en-US"/>
-        </w:rPr>
-        <w:br/>
-      </w:r>
-      <w:r>
-        <w:rPr>
-          <w:lang w:val="en-US"/>
-        </w:rPr>
-        <w:br/>
-      </w:r>
-      <w:r>
-        <w:rPr>
-          <w:lang w:val="en-US"/>
-        </w:rPr>
-        <w:br/>
-      </w:r>
-      <w:r>
-        <w:rPr>
-          <w:lang w:val="en-US"/>
-        </w:rPr>
-        <w:br/>
-      </w:r>
-      <w:r>
-        <w:rPr>
-          <w:lang w:val="en-US"/>
-        </w:rPr>
-        <w:br/>
-      </w:r>
-      <w:r>
-        <w:rPr>
-          <w:lang w:val="en-US"/>
-        </w:rPr>
-        <w:br/>
-      </w:r>
-      <w:r>
-        <w:rPr>
-          <w:lang w:val="en-US"/>
-        </w:rPr>
-        <w:br/>
-      </w:r>
-      <w:r>
-        <w:rPr>
-          <w:lang w:val="en-US"/>
-        </w:rPr>
-        <w:br/>
-      </w:r>
-      <w:r>
-        <w:rPr>
-          <w:lang w:val="en-US"/>
-        </w:rPr>
-        <w:br/>
-      </w:r>
-      <w:r>
-        <w:rPr>
-          <w:lang w:val="en-US"/>
-        </w:rPr>
-        <w:br/>
-      </w:r>
-      <w:r>
-        <w:rPr>
-          <w:lang w:val="en-US"/>
-        </w:rPr>
-        <w:br/>
-      </w:r>
-      <w:r>
-        <w:rPr>
-          <w:lang w:val="en-US"/>
-        </w:rPr>
-        <w:br/>
-      </w:r>
-      <w:r>
-        <w:rPr>
-          <w:lang w:val="en-US"/>
-        </w:rPr>
-        <w:br/>
-      </w:r>
-      <w:r>
-        <w:rPr>
-          <w:lang w:val="en-US"/>
-        </w:rPr>
-        <w:br/>
-      </w:r>
-      <w:r>
-        <w:rPr>
-          <w:lang w:val="en-US"/>
-        </w:rPr>
-        <w:br/>
-      </w:r>
-      <w:r>
-        <w:rPr>
-          <w:lang w:val="en-US"/>
-        </w:rPr>
-        <w:br/>
-      </w:r>
-      <w:r>
-        <w:rPr>
-          <w:lang w:val="en-US"/>
-        </w:rPr>
-        <w:br/>
-      </w:r>
-      <w:r>
-        <w:rPr>
-          <w:lang w:val="en-US"/>
-        </w:rPr>
-        <w:br/>
-      </w:r>
-      <w:r>
-        <w:rPr>
-          <w:lang w:val="en-US"/>
-        </w:rPr>
-        <w:br/>
-      </w:r>
-      <w:r>
-        <w:rPr>
-          <w:lang w:val="en-US"/>
-        </w:rPr>
-        <w:br/>
-      </w:r>
-      <w:r>
-        <w:rPr>
-          <w:lang w:val="en-US"/>
-        </w:rPr>
-        <w:br/>
-      </w:r>
-      <w:r>
-        <w:rPr>
-          <w:lang w:val="en-US"/>
-        </w:rPr>
-        <w:br/>
-      </w:r>
-      <w:r>
-        <w:rPr>
-          <w:lang w:val="en-US"/>
-        </w:rPr>
-        <w:br/>
-      </w:r>
-      <w:r>
-        <w:rPr>
-          <w:lang w:val="en-US"/>
-        </w:rPr>
-        <w:br/>
-      </w:r>
-      <w:r>
-        <w:rPr>
-          <w:lang w:val="en-US"/>
-        </w:rPr>
-        <w:br/>
-      </w:r>
-      <w:r>
-        <w:rPr>
-          <w:lang w:val="en-US"/>
-        </w:rPr>
-        <w:br/>
-      </w:r>
-      <w:r>
-        <w:rPr>
-          <w:lang w:val="en-US"/>
-        </w:rPr>
-        <w:br/>
-      </w:r>
-      <w:r>
-        <w:rPr>
-          <w:lang w:val="en-US"/>
-        </w:rPr>
+        <w:br/>
+      </w:r>
+      <w:r>
+        <w:br/>
+      </w:r>
+      <w:r>
+        <w:br/>
+      </w:r>
+      <w:r>
+        <w:br/>
+      </w:r>
+      <w:r>
+        <w:br/>
+      </w:r>
+      <w:r>
+        <w:br/>
+      </w:r>
+      <w:r>
+        <w:br/>
+      </w:r>
+      <w:r>
+        <w:br/>
+      </w:r>
+      <w:r>
+        <w:br/>
+      </w:r>
+      <w:r>
+        <w:br/>
+      </w:r>
+      <w:r>
+        <w:br/>
+      </w:r>
+      <w:r>
+        <w:br/>
+      </w:r>
+      <w:r>
+        <w:br/>
+      </w:r>
+      <w:r>
+        <w:br/>
+      </w:r>
+      <w:r>
+        <w:br/>
+      </w:r>
+      <w:r>
+        <w:br/>
+      </w:r>
+      <w:r>
+        <w:br/>
+      </w:r>
+      <w:r>
+        <w:br/>
+      </w:r>
+      <w:r>
+        <w:br/>
+      </w:r>
+      <w:r>
+        <w:br/>
+      </w:r>
+      <w:r>
+        <w:br/>
+      </w:r>
+      <w:r>
+        <w:br/>
+      </w:r>
+      <w:r>
+        <w:br/>
+      </w:r>
+      <w:r>
+        <w:br/>
+      </w:r>
+      <w:r>
+        <w:br/>
+      </w:r>
+      <w:r>
+        <w:br/>
+      </w:r>
+      <w:r>
+        <w:br/>
+      </w:r>
+      <w:r>
+        <w:br/>
+      </w:r>
+      <w:r>
         <w:br/>
       </w:r>
       <w:r>
@@ -2300,57 +2058,27 @@
         </w:drawing>
       </w:r>
       <w:r>
-        <w:rPr>
-          <w:lang w:val="en-US"/>
-        </w:rPr>
-        <w:t>#dict attack con la word</w:t>
-      </w:r>
-      <w:r>
-        <w:rPr>
-          <w:lang w:val="en-US"/>
-        </w:rPr>
-        <w:t>list di dc2</w:t>
-      </w:r>
-      <w:r>
-        <w:rPr>
-          <w:lang w:val="en-US"/>
-        </w:rPr>
-        <w:br/>
-      </w:r>
-      <w:r>
-        <w:rPr>
-          <w:lang w:val="en-US"/>
-        </w:rPr>
-        <w:br/>
-      </w:r>
-      <w:r>
-        <w:rPr>
-          <w:lang w:val="en-US"/>
-        </w:rPr>
-        <w:br/>
-      </w:r>
-      <w:r>
-        <w:rPr>
-          <w:lang w:val="en-US"/>
-        </w:rPr>
-        <w:br/>
-      </w:r>
-      <w:r>
-        <w:rPr>
-          <w:lang w:val="en-US"/>
-        </w:rPr>
-        <w:br/>
-      </w:r>
-      <w:r>
-        <w:rPr>
-          <w:lang w:val="en-US"/>
-        </w:rPr>
-        <w:br/>
-      </w:r>
-      <w:r>
-        <w:rPr>
-          <w:lang w:val="en-US"/>
-        </w:rPr>
+        <w:t>#dict attack con la wordlist di dc2</w:t>
+      </w:r>
+      <w:r>
+        <w:br/>
+      </w:r>
+      <w:r>
+        <w:br/>
+      </w:r>
+      <w:r>
+        <w:br/>
+      </w:r>
+      <w:r>
+        <w:br/>
+      </w:r>
+      <w:r>
+        <w:br/>
+      </w:r>
+      <w:r>
+        <w:br/>
+      </w:r>
+      <w:r>
         <w:br/>
       </w:r>
     </w:p>
@@ -2494,15 +2222,7 @@
         </w:drawing>
       </w:r>
       <w:r>
-        <w:t xml:space="preserve">-accesso a piattaforma </w:t>
-      </w:r>
-      <w:proofErr w:type="spellStart"/>
-      <w:r>
-        <w:t>wordpress</w:t>
-      </w:r>
-      <w:proofErr w:type="spellEnd"/>
-      <w:r>
-        <w:t xml:space="preserve"> c</w:t>
+        <w:t>-accesso a piattaforma wordpress c</w:t>
       </w:r>
       <w:r>
         <w:t xml:space="preserve">ome utente normale </w:t>
@@ -2564,35 +2284,7 @@
         <w:rPr>
           <w:rFonts w:cstheme="minorHAnsi"/>
         </w:rPr>
-        <w:t>↓↓↓ (</w:t>
-      </w:r>
-      <w:proofErr w:type="spellStart"/>
-      <w:r>
-        <w:rPr>
-          <w:rFonts w:cstheme="minorHAnsi"/>
-        </w:rPr>
-        <w:t>jerry</w:t>
-      </w:r>
-      <w:proofErr w:type="spellEnd"/>
-      <w:r>
-        <w:rPr>
-          <w:rFonts w:cstheme="minorHAnsi"/>
-        </w:rPr>
-        <w:t xml:space="preserve"> non ha riutilizzato su </w:t>
-      </w:r>
-      <w:proofErr w:type="spellStart"/>
-      <w:r>
-        <w:rPr>
-          <w:rFonts w:cstheme="minorHAnsi"/>
-        </w:rPr>
-        <w:t>serv</w:t>
-      </w:r>
-      <w:proofErr w:type="spellEnd"/>
-      <w:r>
-        <w:rPr>
-          <w:rFonts w:cstheme="minorHAnsi"/>
-        </w:rPr>
-        <w:t>. SSH)</w:t>
+        <w:t>↓↓↓ (jerry non ha riutilizzato su serv. SSH)</w:t>
       </w:r>
     </w:p>
     <w:p>
@@ -2887,118 +2579,49 @@
       </w:r>
       <w:r>
         <w:br/>
-        <w:t xml:space="preserve">-entro con tom ma sono in </w:t>
-      </w:r>
-      <w:proofErr w:type="spellStart"/>
-      <w:r>
-        <w:t>rbash</w:t>
-      </w:r>
-      <w:proofErr w:type="spellEnd"/>
-      <w:r>
-        <w:t xml:space="preserve"> (una </w:t>
-      </w:r>
-      <w:proofErr w:type="spellStart"/>
-      <w:r>
-        <w:t>bash</w:t>
-      </w:r>
-      <w:proofErr w:type="spellEnd"/>
-      <w:r>
-        <w:t xml:space="preserve"> ristretta, limitata), però intanto posso cominciare </w:t>
-      </w:r>
-      <w:proofErr w:type="gramStart"/>
-      <w:r>
-        <w:t>un enumerazione</w:t>
-      </w:r>
-      <w:proofErr w:type="gramEnd"/>
-      <w:r>
-        <w:t xml:space="preserve"> dei folder interni a me disponibili. </w:t>
-      </w:r>
-      <w:r>
-        <w:br/>
-      </w:r>
-      <w:r>
-        <w:br/>
-      </w:r>
-      <w:r>
-        <w:br/>
-      </w:r>
-      <w:r>
-        <w:br/>
-      </w:r>
-      <w:r>
-        <w:br/>
-      </w:r>
-      <w:r>
-        <w:br/>
-      </w:r>
-      <w:r>
-        <w:br/>
-      </w:r>
-      <w:r>
-        <w:br/>
-        <w:t xml:space="preserve">-Allora provo se </w:t>
-      </w:r>
-      <w:proofErr w:type="spellStart"/>
-      <w:r>
-        <w:t>jerry</w:t>
-      </w:r>
-      <w:proofErr w:type="spellEnd"/>
-      <w:r>
-        <w:t xml:space="preserve"> come credenziali utente ha riutilizzato la sua password WP e per controllare se ha privilegi maggiori (successo): #NECESSARIO SHELL ESCAPE (con </w:t>
-      </w:r>
-      <w:proofErr w:type="spellStart"/>
-      <w:r>
-        <w:t>vim</w:t>
-      </w:r>
-      <w:proofErr w:type="spellEnd"/>
-      <w:r>
-        <w:t>)</w:t>
-      </w:r>
-      <w:r>
-        <w:br/>
-      </w:r>
-      <w:r>
-        <w:br/>
-      </w:r>
-      <w:r>
-        <w:br/>
-      </w:r>
-      <w:r>
-        <w:br/>
-      </w:r>
-      <w:r>
-        <w:br/>
-        <w:t xml:space="preserve">-Controllo quale folder è stato </w:t>
-      </w:r>
-      <w:proofErr w:type="spellStart"/>
-      <w:r>
-        <w:t>misconfigurato</w:t>
-      </w:r>
-      <w:proofErr w:type="spellEnd"/>
-      <w:r>
-        <w:t xml:space="preserve"> per essere in root da default, in questo caso /</w:t>
-      </w:r>
-      <w:proofErr w:type="spellStart"/>
-      <w:r>
-        <w:t>usr</w:t>
-      </w:r>
-      <w:proofErr w:type="spellEnd"/>
-      <w:r>
-        <w:t>/bin/</w:t>
-      </w:r>
-      <w:proofErr w:type="spellStart"/>
-      <w:r>
-        <w:t>git</w:t>
-      </w:r>
-      <w:proofErr w:type="spellEnd"/>
-      <w:r>
-        <w:t xml:space="preserve">. Controllo su </w:t>
-      </w:r>
-      <w:proofErr w:type="spellStart"/>
-      <w:r>
-        <w:t>GTFOBins</w:t>
-      </w:r>
-      <w:proofErr w:type="spellEnd"/>
+        <w:t xml:space="preserve">-entro con tom ma sono in rbash (una bash ristretta, limitata), però intanto posso cominciare un enumerazione dei folder interni a me disponibili. </w:t>
+      </w:r>
+      <w:r>
+        <w:br/>
+      </w:r>
+      <w:r>
+        <w:br/>
+      </w:r>
+      <w:r>
+        <w:br/>
+      </w:r>
+      <w:r>
+        <w:br/>
+      </w:r>
+      <w:r>
+        <w:br/>
+      </w:r>
+      <w:r>
+        <w:br/>
+      </w:r>
+      <w:r>
+        <w:br/>
+      </w:r>
+      <w:r>
+        <w:br/>
+        <w:t>-Allora provo se jerry come credenziali utente ha riutilizzato la sua password WP e per controllare se ha privilegi maggiori (successo): #NECESSARIO SHELL ESCAPE (con vim)</w:t>
+      </w:r>
+      <w:r>
+        <w:br/>
+      </w:r>
+      <w:r>
+        <w:br/>
+      </w:r>
+      <w:r>
+        <w:br/>
+      </w:r>
+      <w:r>
+        <w:br/>
+      </w:r>
+      <w:r>
+        <w:br/>
+        <w:t>-Controllo quale folder è stato misconfigurato per essere in root da default, in questo caso /usr/bin/git. Controllo su GTFOBins</w:t>
+      </w:r>
       <w:r>
         <w:br/>
       </w:r>
@@ -3159,51 +2782,11 @@
       </w:r>
       <w:r>
         <w:br/>
-        <w:t xml:space="preserve">-Da comando sudo </w:t>
-      </w:r>
-      <w:proofErr w:type="spellStart"/>
-      <w:r>
-        <w:t>git</w:t>
-      </w:r>
-      <w:proofErr w:type="spellEnd"/>
-      <w:r>
-        <w:t xml:space="preserve"> -p help </w:t>
-      </w:r>
-      <w:proofErr w:type="spellStart"/>
-      <w:r>
-        <w:t>config</w:t>
-      </w:r>
-      <w:proofErr w:type="spellEnd"/>
-      <w:r>
-        <w:t xml:space="preserve"> vado a modificare</w:t>
-      </w:r>
-      <w:r>
-        <w:br/>
-        <w:t xml:space="preserve">il </w:t>
-      </w:r>
-      <w:proofErr w:type="spellStart"/>
-      <w:r>
-        <w:t>messagio</w:t>
-      </w:r>
-      <w:proofErr w:type="spellEnd"/>
-      <w:r>
-        <w:t xml:space="preserve"> id help e tramite </w:t>
-      </w:r>
-      <w:proofErr w:type="gramStart"/>
-      <w:r>
-        <w:t>comando !</w:t>
-      </w:r>
-      <w:proofErr w:type="gramEnd"/>
-      <w:r>
-        <w:t>/bin/</w:t>
-      </w:r>
-      <w:proofErr w:type="spellStart"/>
-      <w:r>
-        <w:t>bash</w:t>
-      </w:r>
-      <w:proofErr w:type="spellEnd"/>
-      <w:r>
-        <w:t xml:space="preserve"> riesco</w:t>
+        <w:t>-Da comando sudo git -p help config vado a modificare</w:t>
+      </w:r>
+      <w:r>
+        <w:br/>
+        <w:t>il messagio id help e tramite comando !/bin/bash riesco</w:t>
       </w:r>
       <w:r>
         <w:br/>
@@ -3388,21 +2971,7 @@
       <w:rPr>
         <w:color w:val="auto"/>
       </w:rPr>
-      <w:t xml:space="preserve">Michael Di </w:t>
-    </w:r>
-    <w:proofErr w:type="gramStart"/>
-    <w:r>
-      <w:rPr>
-        <w:color w:val="auto"/>
-      </w:rPr>
-      <w:t>Giacomantonio :</w:t>
-    </w:r>
-    <w:proofErr w:type="gramEnd"/>
-    <w:r>
-      <w:rPr>
-        <w:color w:val="auto"/>
-      </w:rPr>
-      <w:t xml:space="preserve"> Report Progetto</w:t>
+      <w:t>Michael Di Giacomantonio : Report Progetto</w:t>
     </w:r>
   </w:p>
 </w:hdr>
